--- a/documents/strategic_direction_and_roadmaps/roadmap_product_qc_beta_testing.docx
+++ b/documents/strategic_direction_and_roadmaps/roadmap_product_qc_beta_testing.docx
@@ -400,7 +400,15 @@
       </w:pPr>
       <w:r>
         <w:rPr/>
-        <w:t>I think I would make a simple specific Privacy text directly on the beta bug reporting form page for that specific situation, because I think telling the user “we won’t share their Blender files” sould not be included in the main website’s Privacy Policy</w:t>
+        <w:t>I think I would make a simple specific Privacy text directly on the beta bug reporting form page for that specific situation, because I think telling the user “we won’t share their Blender files” s</w:t>
+      </w:r>
+      <w:r>
+        <w:rPr/>
+        <w:t>h</w:t>
+      </w:r>
+      <w:r>
+        <w:rPr/>
+        <w:t>ould not be included in the main website’s Privacy Policy</w:t>
       </w:r>
     </w:p>
     <w:sectPr>
@@ -523,8 +531,8 @@
       <w:u w:val="single"/>
     </w:rPr>
   </w:style>
-  <w:style w:type="character" w:styleId="FootnoteCharacters">
-    <w:name w:val="Footnote Characters"/>
+  <w:style w:type="character" w:styleId="FootnoteCharactersuser">
+    <w:name w:val="Footnote Characters (user)"/>
     <w:uiPriority w:val="99"/>
     <w:semiHidden/>
     <w:unhideWhenUsed/>
@@ -533,8 +541,8 @@
       <w:vertAlign w:val="superscript"/>
     </w:rPr>
   </w:style>
-  <w:style w:type="character" w:styleId="FootnoteCharactersuser">
-    <w:name w:val="Footnote Characters (user)"/>
+  <w:style w:type="character" w:styleId="FootnoteCharacters">
+    <w:name w:val="Footnote Characters"/>
     <w:qFormat/>
     <w:rPr>
       <w:vertAlign w:val="superscript"/>
@@ -558,8 +566,8 @@
       <w:szCs w:val="20"/>
     </w:rPr>
   </w:style>
-  <w:style w:type="character" w:styleId="EndnoteCharacters">
-    <w:name w:val="Endnote Characters"/>
+  <w:style w:type="character" w:styleId="EndnoteCharactersuser">
+    <w:name w:val="Endnote Characters (user)"/>
     <w:uiPriority w:val="99"/>
     <w:semiHidden/>
     <w:unhideWhenUsed/>
@@ -568,8 +576,8 @@
       <w:vertAlign w:val="superscript"/>
     </w:rPr>
   </w:style>
-  <w:style w:type="character" w:styleId="EndnoteCharactersuser">
-    <w:name w:val="Endnote Characters (user)"/>
+  <w:style w:type="character" w:styleId="EndnoteCharacters">
+    <w:name w:val="Endnote Characters"/>
     <w:qFormat/>
     <w:rPr>
       <w:vertAlign w:val="superscript"/>
